--- a/DEPED_docs/DLL_Template.docx
+++ b/DEPED_docs/DLL_Template.docx
@@ -2260,9 +2260,27 @@
                 <w:noProof/>
                 <w:sz w:val="23"/>
                 <w:szCs w:val="23"/>
-                <w:lang w:val="fil-PH"/>
-              </w:rPr>
-              <w:t>{% tr for item in annotations %} {{ item.col1 }}</w:t>
+              </w:rPr>
+              <w:t>{% for item in annotations %}</w:t>
+            </w:r>
+            <w:r>
+              <w:rPr>
+                <w:rFonts w:ascii="Bookman Old Style" w:eastAsia="Bookman Old Style" w:hAnsi="Bookman Old Style" w:cs="Bookman Old Style"/>
+                <w:noProof/>
+                <w:sz w:val="23"/>
+                <w:szCs w:val="23"/>
+              </w:rPr>
+              <w:t xml:space="preserve"> </w:t>
+            </w:r>
+            <w:r>
+              <w:rPr>
+                <w:rFonts w:ascii="Bookman Old Style" w:eastAsia="Bookman Old Style" w:hAnsi="Bookman Old Style" w:cs="Bookman Old Style"/>
+                <w:noProof/>
+                <w:sz w:val="23"/>
+                <w:szCs w:val="23"/>
+                <w:lang w:val="fil-PH"/>
+              </w:rPr>
+              <w:t>{{ item.col1 }}</w:t>
             </w:r>
           </w:p>
         </w:tc>
@@ -2363,7 +2381,16 @@
                 <w:szCs w:val="23"/>
                 <w:lang w:val="fil-PH"/>
               </w:rPr>
-              <w:t>{{ item.col4 }} {% tr endfor %}</w:t>
+              <w:t xml:space="preserve">{{ item.col4 }} </w:t>
+            </w:r>
+            <w:r>
+              <w:rPr>
+                <w:rFonts w:ascii="Bookman Old Style" w:eastAsia="Bookman Old Style" w:hAnsi="Bookman Old Style" w:cs="Bookman Old Style"/>
+                <w:noProof/>
+                <w:sz w:val="23"/>
+                <w:szCs w:val="23"/>
+              </w:rPr>
+              <w:t>{% endfor %}</w:t>
             </w:r>
           </w:p>
         </w:tc>
@@ -4723,28 +4750,28 @@
 </file>
 
 <file path=customXml/item1.xml><?xml version="1.0" encoding="utf-8"?>
-<b:Sources xmlns:b="http://schemas.openxmlformats.org/officeDocument/2006/bibliography" xmlns="http://schemas.openxmlformats.org/officeDocument/2006/bibliography" SelectedStyle="\APASixthEditionOfficeOnline.xsl" StyleName="APA" Version="6"/>
-</file>
-
-<file path=customXml/item2.xml><?xml version="1.0" encoding="utf-8"?>
 <go:gDocsCustomXmlDataStorage xmlns:go="http://customooxmlschemas.google.com/" xmlns:r="http://schemas.openxmlformats.org/officeDocument/2006/relationships" uri="GoogleDocsCustomDataVersion2">
   <go:docsCustomData xmlns:go="http://customooxmlschemas.google.com/" roundtripDataSignature="AMtx7mhIrugV4xyEl/rdgB1TxSWXOsi3Lw==">CgMxLjA4AHIhMVJEbUYyOUc5QWYxMGktMWdrM21ZT1lLUm1uZ0V2WjBn</go:docsCustomData>
 </go:gDocsCustomXmlDataStorage>
 </file>
 
-<file path=customXml/itemProps1.xml><?xml version="1.0" encoding="utf-8"?>
-<ds:datastoreItem xmlns:ds="http://schemas.openxmlformats.org/officeDocument/2006/customXml" ds:itemID="{AF6F7CA6-FE5E-414F-ADE8-6177E4EA80C4}">
-  <ds:schemaRefs>
-    <ds:schemaRef ds:uri="http://schemas.openxmlformats.org/officeDocument/2006/bibliography"/>
-  </ds:schemaRefs>
-</ds:datastoreItem>
+<file path=customXml/item2.xml><?xml version="1.0" encoding="utf-8"?>
+<b:Sources xmlns:b="http://schemas.openxmlformats.org/officeDocument/2006/bibliography" xmlns="http://schemas.openxmlformats.org/officeDocument/2006/bibliography" SelectedStyle="\APASixthEditionOfficeOnline.xsl" StyleName="APA" Version="6"/>
 </file>
 
-<file path=customXml/itemProps2.xml><?xml version="1.0" encoding="utf-8"?>
+<file path=customXml/itemProps1.xml><?xml version="1.0" encoding="utf-8"?>
 <ds:datastoreItem xmlns:ds="http://schemas.openxmlformats.org/officeDocument/2006/customXml" ds:itemID="{11111111-1234-1234-1234-123412341234}">
   <ds:schemaRefs>
     <ds:schemaRef ds:uri="http://customooxmlschemas.google.com/"/>
     <ds:schemaRef ds:uri="http://schemas.openxmlformats.org/officeDocument/2006/relationships"/>
   </ds:schemaRefs>
 </ds:datastoreItem>
+</file>
+
+<file path=customXml/itemProps2.xml><?xml version="1.0" encoding="utf-8"?>
+<ds:datastoreItem xmlns:ds="http://schemas.openxmlformats.org/officeDocument/2006/customXml" ds:itemID="{AF6F7CA6-FE5E-414F-ADE8-6177E4EA80C4}">
+  <ds:schemaRefs>
+    <ds:schemaRef ds:uri="http://schemas.openxmlformats.org/officeDocument/2006/bibliography"/>
+  </ds:schemaRefs>
+</ds:datastoreItem>
 </file>